--- a/03_Outputs/final scripts/ar/Module 3/3.2.0-ar.docx
+++ b/03_Outputs/final scripts/ar/Module 3/3.2.0-ar.docx
@@ -19,12 +19,12 @@
     </w:p>
     <w:p>
       <w:r>
-        <w:t>الإطارات الدولية مهمة أيضًا. اتفاقية إسكازو لعام 2018، وهي أول معاهدة إقليمية في أمريكا اللاتينية ومنطقة الكاريبي، تضع التزامات ملزمة بشأن الوصول إلى المعلومات، والمشاركة العامة، وحماية المدافعين عن البيئة. تربط بين إدارة البيئة وحقوق الإنسان المدنية والسياسية، وتوفر نموذجًا لتحقيق توازن بين أهداف المناخ والعدالة.</w:t>
+        <w:t>الأطر الدولية مهمة أيضًا. اتفاقية إسكازو لعام 2018، وهي أول معاهدة إقليمية في أمريكا اللاتينية والكاريبي، تضع التزامات ملزمة بشأن الوصول إلى المعلومات، والمشاركة العامة، وحماية المدافعين عن البيئة. تربط بين إدارة البيئة وحقوق الإنسان المدنية والسياسية، وتوفر نموذجًا لتحقيق توازن بين أهداف المناخ والعدالة.</w:t>
       </w:r>
     </w:p>
     <w:p>
       <w:r>
-        <w:t>التوظيف هو ركيزة أخرى. تتوقع الوكالة الدولية للطاقة المتجددة أن يدعم قطاع الطاقة المتجددة أكثر من 30 مليون وظيفة بحلول عام 2030، ومع ذلك يتركز معظم النمو في الاقتصادات المتقدمة، مما يترك المناطق المعتمدة على الوقود الأحفوري خلف الركب. هناك حاجة إلى سياسات لإعادة التأهيل، وريادة الأعمال، واستثمارات مستهدفة لسد هذه الفجوة.</w:t>
+        <w:t>التوظيف هو ركيزة أخرى. تتوقع الوكالة الدولية للطاقة المتجددة أن يدعم قطاع الطاقة المتجددة أكثر من 30 مليون وظيفة بحلول عام 2030، ومع ذلك يتركز معظم النمو في الاقتصادات المتقدمة، مما يترك المناطق المعتمدة على الوقود الأحفوري خلف الركب. هناك حاجة إلى سياسات لإعادة التأهيل المهني، وريادة الأعمال، والاستثمار المستهدف لسد هذه الفجوة.</w:t>
       </w:r>
     </w:p>
     <w:p>

--- a/03_Outputs/final scripts/ar/Module 3/3.2.0-ar.docx
+++ b/03_Outputs/final scripts/ar/Module 3/3.2.0-ar.docx
@@ -29,7 +29,7 @@
     </w:p>
     <w:p>
       <w:r>
-        <w:t>المساواة بين الجنسين تظل حاسمة. حتى عام 2024، تشكل النساء أقل من الثلث في قوة العمل في مجال الطاقة المتجددة ويُقلن تمثيلًا في المناصب القيادية. تدابير مثل المنح الدراسية، والإرشاد، وسياسات مكان العمل الحساسة للرعاية تُحسن المشاركة وتقوي الأداء التنظيمي.</w:t>
+        <w:t>المساواة بين الجنسين تظل حاسمة. حتى عام 2024، تشكل النساء أقل من الثلث في قوة العمل في مجال الطاقة المتجددة ويقل تمثيلهن في المناصب القيادية. تدابير مثل المنح الدراسية، والإرشاد، وسياسات مكان العمل الحساسة للرعاية تُحسن المشاركة وتقوي الأداء التنظيمي.</w:t>
       </w:r>
     </w:p>
     <w:p>
